--- a/Concurrency , multithreading , async/Задачи.docx
+++ b/Concurrency , multithreading , async/Задачи.docx
@@ -1,6 +1,6 @@
 
 <file path=word/document.xml><?xml version="1.0" encoding="utf-8"?>
-<w:document xmlns:wpc="http://schemas.microsoft.com/office/word/2010/wordprocessingCanvas" xmlns:cx="http://schemas.microsoft.com/office/drawing/2014/chartex" xmlns:cx1="http://schemas.microsoft.com/office/drawing/2015/9/8/chartex" xmlns:cx2="http://schemas.microsoft.com/office/drawing/2015/10/21/chartex" xmlns:cx3="http://schemas.microsoft.com/office/drawing/2016/5/9/chartex" xmlns:cx4="http://schemas.microsoft.com/office/drawing/2016/5/10/chartex" xmlns:cx5="http://schemas.microsoft.com/office/drawing/2016/5/11/chartex" xmlns:cx6="http://schemas.microsoft.com/office/drawing/2016/5/12/chartex" xmlns:cx7="http://schemas.microsoft.com/office/drawing/2016/5/13/chartex" xmlns:cx8="http://schemas.microsoft.com/office/drawing/2016/5/14/chartex" xmlns:mc="http://schemas.openxmlformats.org/markup-compatibility/2006" xmlns:aink="http://schemas.microsoft.com/office/drawing/2016/ink" xmlns:am3d="http://schemas.microsoft.com/office/drawing/2017/model3d" xmlns:o="urn:schemas-microsoft-com:office:office" xmlns:r="http://schemas.openxmlformats.org/officeDocument/2006/relationships" xmlns:m="http://schemas.openxmlformats.org/officeDocument/2006/math" xmlns:v="urn:schemas-microsoft-com:vml" xmlns:wp14="http://schemas.microsoft.com/office/word/2010/wordprocessingDrawing" xmlns:wp="http://schemas.openxmlformats.org/drawingml/2006/wordprocessingDrawing" xmlns:w10="urn:schemas-microsoft-com:office:word" xmlns:w="http://schemas.openxmlformats.org/wordprocessingml/2006/main" xmlns:w14="http://schemas.microsoft.com/office/word/2010/wordml" xmlns:w15="http://schemas.microsoft.com/office/word/2012/wordml" xmlns:w16cex="http://schemas.microsoft.com/office/word/2018/wordml/cex" xmlns:w16cid="http://schemas.microsoft.com/office/word/2016/wordml/cid" xmlns:w16="http://schemas.microsoft.com/office/word/2018/wordml" xmlns:w16sdtdh="http://schemas.microsoft.com/office/word/2020/wordml/sdtdatahash" xmlns:w16se="http://schemas.microsoft.com/office/word/2015/wordml/symex" xmlns:wpg="http://schemas.microsoft.com/office/word/2010/wordprocessingGroup" xmlns:wpi="http://schemas.microsoft.com/office/word/2010/wordprocessingInk" xmlns:wne="http://schemas.microsoft.com/office/word/2006/wordml" xmlns:wps="http://schemas.microsoft.com/office/word/2010/wordprocessingShape" mc:Ignorable="w14 w15 w16se w16cid w16 w16cex w16sdtdh wp14">
+<w:document xmlns:wpc="http://schemas.microsoft.com/office/word/2010/wordprocessingCanvas" xmlns:cx="http://schemas.microsoft.com/office/drawing/2014/chartex" xmlns:cx1="http://schemas.microsoft.com/office/drawing/2015/9/8/chartex" xmlns:cx2="http://schemas.microsoft.com/office/drawing/2015/10/21/chartex" xmlns:cx3="http://schemas.microsoft.com/office/drawing/2016/5/9/chartex" xmlns:cx4="http://schemas.microsoft.com/office/drawing/2016/5/10/chartex" xmlns:cx5="http://schemas.microsoft.com/office/drawing/2016/5/11/chartex" xmlns:cx6="http://schemas.microsoft.com/office/drawing/2016/5/12/chartex" xmlns:cx7="http://schemas.microsoft.com/office/drawing/2016/5/13/chartex" xmlns:cx8="http://schemas.microsoft.com/office/drawing/2016/5/14/chartex" xmlns:mc="http://schemas.openxmlformats.org/markup-compatibility/2006" xmlns:aink="http://schemas.microsoft.com/office/drawing/2016/ink" xmlns:am3d="http://schemas.microsoft.com/office/drawing/2017/model3d" xmlns:o="urn:schemas-microsoft-com:office:office" xmlns:oel="http://schemas.microsoft.com/office/2019/extlst" xmlns:r="http://schemas.openxmlformats.org/officeDocument/2006/relationships" xmlns:m="http://schemas.openxmlformats.org/officeDocument/2006/math" xmlns:v="urn:schemas-microsoft-com:vml" xmlns:wp14="http://schemas.microsoft.com/office/word/2010/wordprocessingDrawing" xmlns:wp="http://schemas.openxmlformats.org/drawingml/2006/wordprocessingDrawing" xmlns:w10="urn:schemas-microsoft-com:office:word" xmlns:w="http://schemas.openxmlformats.org/wordprocessingml/2006/main" xmlns:w14="http://schemas.microsoft.com/office/word/2010/wordml" xmlns:w15="http://schemas.microsoft.com/office/word/2012/wordml" xmlns:w16cex="http://schemas.microsoft.com/office/word/2018/wordml/cex" xmlns:w16cid="http://schemas.microsoft.com/office/word/2016/wordml/cid" xmlns:w16="http://schemas.microsoft.com/office/word/2018/wordml" xmlns:w16sdtdh="http://schemas.microsoft.com/office/word/2020/wordml/sdtdatahash" xmlns:w16se="http://schemas.microsoft.com/office/word/2015/wordml/symex" xmlns:wpg="http://schemas.microsoft.com/office/word/2010/wordprocessingGroup" xmlns:wpi="http://schemas.microsoft.com/office/word/2010/wordprocessingInk" xmlns:wne="http://schemas.microsoft.com/office/word/2006/wordml" xmlns:wps="http://schemas.microsoft.com/office/word/2010/wordprocessingShape" mc:Ignorable="w14 w15 w16se w16cid w16 w16cex w16sdtdh wp14">
   <w:body>
     <w:p>
       <w:pPr>
@@ -74,29 +74,7 @@
           <w:szCs w:val="19"/>
           <w:lang w:val="en-US"/>
         </w:rPr>
-        <w:t xml:space="preserve"> Task </w:t>
-      </w:r>
-      <w:proofErr w:type="gramStart"/>
-      <w:r>
-        <w:rPr>
-          <w:rFonts w:ascii="Cascadia Mono" w:hAnsi="Cascadia Mono" w:cs="Cascadia Mono"/>
-          <w:color w:val="000000"/>
-          <w:sz w:val="19"/>
-          <w:szCs w:val="19"/>
-          <w:lang w:val="en-US"/>
-        </w:rPr>
-        <w:t>Test(</w:t>
-      </w:r>
-      <w:proofErr w:type="gramEnd"/>
-      <w:r>
-        <w:rPr>
-          <w:rFonts w:ascii="Cascadia Mono" w:hAnsi="Cascadia Mono" w:cs="Cascadia Mono"/>
-          <w:color w:val="000000"/>
-          <w:sz w:val="19"/>
-          <w:szCs w:val="19"/>
-          <w:lang w:val="en-US"/>
-        </w:rPr>
-        <w:t>)</w:t>
+        <w:t xml:space="preserve"> Task Test()</w:t>
       </w:r>
     </w:p>
     <w:p>
@@ -139,27 +117,15 @@
           <w:lang w:val="en-US"/>
         </w:rPr>
       </w:pPr>
-      <w:proofErr w:type="spellStart"/>
-      <w:r>
-        <w:rPr>
-          <w:rFonts w:ascii="Cascadia Mono" w:hAnsi="Cascadia Mono" w:cs="Cascadia Mono"/>
-          <w:color w:val="000000"/>
-          <w:sz w:val="19"/>
-          <w:szCs w:val="19"/>
-          <w:lang w:val="en-US"/>
-        </w:rPr>
-        <w:t>Thread.Sleep</w:t>
-      </w:r>
-      <w:proofErr w:type="spellEnd"/>
-      <w:r>
-        <w:rPr>
-          <w:rFonts w:ascii="Cascadia Mono" w:hAnsi="Cascadia Mono" w:cs="Cascadia Mono"/>
-          <w:color w:val="000000"/>
-          <w:sz w:val="19"/>
-          <w:szCs w:val="19"/>
-          <w:lang w:val="en-US"/>
-        </w:rPr>
-        <w:t xml:space="preserve">(1000); </w:t>
+      <w:r>
+        <w:rPr>
+          <w:rFonts w:ascii="Cascadia Mono" w:hAnsi="Cascadia Mono" w:cs="Cascadia Mono"/>
+          <w:color w:val="000000"/>
+          <w:sz w:val="19"/>
+          <w:szCs w:val="19"/>
+          <w:lang w:val="en-US"/>
+        </w:rPr>
+        <w:t xml:space="preserve">Thread.Sleep(1000); </w:t>
       </w:r>
     </w:p>
     <w:p>
@@ -177,27 +143,15 @@
           <w:lang w:val="en-US"/>
         </w:rPr>
       </w:pPr>
-      <w:proofErr w:type="spellStart"/>
-      <w:r>
-        <w:rPr>
-          <w:rFonts w:ascii="Cascadia Mono" w:hAnsi="Cascadia Mono" w:cs="Cascadia Mono"/>
-          <w:color w:val="000000"/>
-          <w:sz w:val="19"/>
-          <w:szCs w:val="19"/>
-          <w:lang w:val="en-US"/>
-        </w:rPr>
-        <w:t>Console.Write</w:t>
-      </w:r>
-      <w:proofErr w:type="spellEnd"/>
-      <w:r>
-        <w:rPr>
-          <w:rFonts w:ascii="Cascadia Mono" w:hAnsi="Cascadia Mono" w:cs="Cascadia Mono"/>
-          <w:color w:val="000000"/>
-          <w:sz w:val="19"/>
-          <w:szCs w:val="19"/>
-          <w:lang w:val="en-US"/>
-        </w:rPr>
-        <w:t>(</w:t>
+      <w:r>
+        <w:rPr>
+          <w:rFonts w:ascii="Cascadia Mono" w:hAnsi="Cascadia Mono" w:cs="Cascadia Mono"/>
+          <w:color w:val="000000"/>
+          <w:sz w:val="19"/>
+          <w:szCs w:val="19"/>
+          <w:lang w:val="en-US"/>
+        </w:rPr>
+        <w:t>Console.Write(</w:t>
       </w:r>
       <w:r>
         <w:rPr>
@@ -253,218 +207,495 @@
           <w:szCs w:val="19"/>
           <w:lang w:val="en-US"/>
         </w:rPr>
+        <w:t xml:space="preserve"> Task.Delay(1000);</w:t>
+      </w:r>
+    </w:p>
+    <w:p>
+      <w:pPr>
+        <w:autoSpaceDE w:val="0"/>
+        <w:autoSpaceDN w:val="0"/>
+        <w:adjustRightInd w:val="0"/>
+        <w:spacing w:after="0" w:line="240" w:lineRule="auto"/>
+        <w:rPr>
+          <w:rFonts w:ascii="Cascadia Mono" w:hAnsi="Cascadia Mono" w:cs="Cascadia Mono"/>
+          <w:color w:val="000000"/>
+          <w:sz w:val="19"/>
+          <w:szCs w:val="19"/>
+          <w:lang w:val="en-US"/>
+        </w:rPr>
+      </w:pPr>
+      <w:r>
+        <w:rPr>
+          <w:rFonts w:ascii="Cascadia Mono" w:hAnsi="Cascadia Mono" w:cs="Cascadia Mono"/>
+          <w:color w:val="000000"/>
+          <w:sz w:val="19"/>
+          <w:szCs w:val="19"/>
+          <w:lang w:val="en-US"/>
+        </w:rPr>
+        <w:t>}</w:t>
+      </w:r>
+    </w:p>
+    <w:p>
+      <w:pPr>
+        <w:autoSpaceDE w:val="0"/>
+        <w:autoSpaceDN w:val="0"/>
+        <w:adjustRightInd w:val="0"/>
+        <w:spacing w:after="0" w:line="240" w:lineRule="auto"/>
+        <w:rPr>
+          <w:rFonts w:ascii="Cascadia Mono" w:hAnsi="Cascadia Mono" w:cs="Cascadia Mono"/>
+          <w:color w:val="000000"/>
+          <w:sz w:val="19"/>
+          <w:szCs w:val="19"/>
+          <w:lang w:val="en-US"/>
+        </w:rPr>
+      </w:pPr>
+    </w:p>
+    <w:p>
+      <w:pPr>
+        <w:autoSpaceDE w:val="0"/>
+        <w:autoSpaceDN w:val="0"/>
+        <w:adjustRightInd w:val="0"/>
+        <w:spacing w:after="0" w:line="240" w:lineRule="auto"/>
+        <w:rPr>
+          <w:rFonts w:ascii="Cascadia Mono" w:hAnsi="Cascadia Mono" w:cs="Cascadia Mono"/>
+          <w:color w:val="000000"/>
+          <w:sz w:val="19"/>
+          <w:szCs w:val="19"/>
+          <w:lang w:val="en-US"/>
+        </w:rPr>
+      </w:pPr>
+    </w:p>
+    <w:p>
+      <w:pPr>
+        <w:autoSpaceDE w:val="0"/>
+        <w:autoSpaceDN w:val="0"/>
+        <w:adjustRightInd w:val="0"/>
+        <w:spacing w:after="0" w:line="240" w:lineRule="auto"/>
+        <w:rPr>
+          <w:rFonts w:ascii="Cascadia Mono" w:hAnsi="Cascadia Mono" w:cs="Cascadia Mono"/>
+          <w:color w:val="000000"/>
+          <w:sz w:val="19"/>
+          <w:szCs w:val="19"/>
+          <w:lang w:val="en-US"/>
+        </w:rPr>
+      </w:pPr>
+      <w:r>
+        <w:rPr>
+          <w:rFonts w:ascii="Cascadia Mono" w:hAnsi="Cascadia Mono" w:cs="Cascadia Mono"/>
+          <w:color w:val="0000FF"/>
+          <w:sz w:val="19"/>
+          <w:szCs w:val="19"/>
+          <w:lang w:val="en-US"/>
+        </w:rPr>
+        <w:t>static</w:t>
+      </w:r>
+      <w:r>
+        <w:rPr>
+          <w:rFonts w:ascii="Cascadia Mono" w:hAnsi="Cascadia Mono" w:cs="Cascadia Mono"/>
+          <w:color w:val="000000"/>
+          <w:sz w:val="19"/>
+          <w:szCs w:val="19"/>
+          <w:lang w:val="en-US"/>
+        </w:rPr>
         <w:t xml:space="preserve"> </w:t>
       </w:r>
-      <w:proofErr w:type="spellStart"/>
-      <w:r>
-        <w:rPr>
-          <w:rFonts w:ascii="Cascadia Mono" w:hAnsi="Cascadia Mono" w:cs="Cascadia Mono"/>
-          <w:color w:val="000000"/>
-          <w:sz w:val="19"/>
-          <w:szCs w:val="19"/>
-          <w:lang w:val="en-US"/>
-        </w:rPr>
-        <w:t>Task.Delay</w:t>
-      </w:r>
-      <w:proofErr w:type="spellEnd"/>
-      <w:r>
-        <w:rPr>
-          <w:rFonts w:ascii="Cascadia Mono" w:hAnsi="Cascadia Mono" w:cs="Cascadia Mono"/>
-          <w:color w:val="000000"/>
-          <w:sz w:val="19"/>
-          <w:szCs w:val="19"/>
-          <w:lang w:val="en-US"/>
+      <w:r>
+        <w:rPr>
+          <w:rFonts w:ascii="Cascadia Mono" w:hAnsi="Cascadia Mono" w:cs="Cascadia Mono"/>
+          <w:color w:val="0000FF"/>
+          <w:sz w:val="19"/>
+          <w:szCs w:val="19"/>
+          <w:lang w:val="en-US"/>
+        </w:rPr>
+        <w:t>async</w:t>
+      </w:r>
+      <w:r>
+        <w:rPr>
+          <w:rFonts w:ascii="Cascadia Mono" w:hAnsi="Cascadia Mono" w:cs="Cascadia Mono"/>
+          <w:color w:val="000000"/>
+          <w:sz w:val="19"/>
+          <w:szCs w:val="19"/>
+          <w:lang w:val="en-US"/>
+        </w:rPr>
+        <w:t xml:space="preserve"> Task Main(</w:t>
+      </w:r>
+      <w:r>
+        <w:rPr>
+          <w:rFonts w:ascii="Cascadia Mono" w:hAnsi="Cascadia Mono" w:cs="Cascadia Mono"/>
+          <w:color w:val="0000FF"/>
+          <w:sz w:val="19"/>
+          <w:szCs w:val="19"/>
+          <w:lang w:val="en-US"/>
+        </w:rPr>
+        <w:t>string</w:t>
+      </w:r>
+      <w:r>
+        <w:rPr>
+          <w:rFonts w:ascii="Cascadia Mono" w:hAnsi="Cascadia Mono" w:cs="Cascadia Mono"/>
+          <w:color w:val="000000"/>
+          <w:sz w:val="19"/>
+          <w:szCs w:val="19"/>
+          <w:lang w:val="en-US"/>
+        </w:rPr>
+        <w:t>[] args)</w:t>
+      </w:r>
+    </w:p>
+    <w:p>
+      <w:pPr>
+        <w:autoSpaceDE w:val="0"/>
+        <w:autoSpaceDN w:val="0"/>
+        <w:adjustRightInd w:val="0"/>
+        <w:spacing w:after="0" w:line="240" w:lineRule="auto"/>
+        <w:rPr>
+          <w:rFonts w:ascii="Cascadia Mono" w:hAnsi="Cascadia Mono" w:cs="Cascadia Mono"/>
+          <w:color w:val="000000"/>
+          <w:sz w:val="19"/>
+          <w:szCs w:val="19"/>
+          <w:lang w:val="en-US"/>
+        </w:rPr>
+      </w:pPr>
+      <w:r>
+        <w:rPr>
+          <w:rFonts w:ascii="Cascadia Mono" w:hAnsi="Cascadia Mono" w:cs="Cascadia Mono"/>
+          <w:color w:val="000000"/>
+          <w:sz w:val="19"/>
+          <w:szCs w:val="19"/>
+          <w:lang w:val="en-US"/>
+        </w:rPr>
+        <w:t>{</w:t>
+      </w:r>
+    </w:p>
+    <w:p>
+      <w:pPr>
+        <w:autoSpaceDE w:val="0"/>
+        <w:autoSpaceDN w:val="0"/>
+        <w:adjustRightInd w:val="0"/>
+        <w:spacing w:after="0" w:line="240" w:lineRule="auto"/>
+        <w:ind w:firstLine="708"/>
+        <w:rPr>
+          <w:rFonts w:ascii="Cascadia Mono" w:hAnsi="Cascadia Mono" w:cs="Cascadia Mono"/>
+          <w:color w:val="000000"/>
+          <w:sz w:val="19"/>
+          <w:szCs w:val="19"/>
+          <w:lang w:val="en-US"/>
+        </w:rPr>
+      </w:pPr>
+      <w:r>
+        <w:rPr>
+          <w:rFonts w:ascii="Cascadia Mono" w:hAnsi="Cascadia Mono" w:cs="Cascadia Mono"/>
+          <w:color w:val="0000FF"/>
+          <w:sz w:val="19"/>
+          <w:szCs w:val="19"/>
+          <w:lang w:val="en-US"/>
+        </w:rPr>
+        <w:t>var</w:t>
+      </w:r>
+      <w:r>
+        <w:rPr>
+          <w:rFonts w:ascii="Cascadia Mono" w:hAnsi="Cascadia Mono" w:cs="Cascadia Mono"/>
+          <w:color w:val="000000"/>
+          <w:sz w:val="19"/>
+          <w:szCs w:val="19"/>
+          <w:lang w:val="en-US"/>
+        </w:rPr>
+        <w:t xml:space="preserve"> child = Test();</w:t>
+      </w:r>
+    </w:p>
+    <w:p>
+      <w:pPr>
+        <w:autoSpaceDE w:val="0"/>
+        <w:autoSpaceDN w:val="0"/>
+        <w:adjustRightInd w:val="0"/>
+        <w:spacing w:after="0" w:line="240" w:lineRule="auto"/>
+        <w:ind w:firstLine="708"/>
+        <w:rPr>
+          <w:rFonts w:ascii="Cascadia Mono" w:hAnsi="Cascadia Mono" w:cs="Cascadia Mono"/>
+          <w:color w:val="000000"/>
+          <w:sz w:val="19"/>
+          <w:szCs w:val="19"/>
+          <w:lang w:val="en-US"/>
+        </w:rPr>
+      </w:pPr>
+      <w:r>
+        <w:rPr>
+          <w:rFonts w:ascii="Cascadia Mono" w:hAnsi="Cascadia Mono" w:cs="Cascadia Mono"/>
+          <w:color w:val="000000"/>
+          <w:sz w:val="19"/>
+          <w:szCs w:val="19"/>
+          <w:lang w:val="en-US"/>
+        </w:rPr>
+        <w:t>Console.Write(</w:t>
+      </w:r>
+      <w:r>
+        <w:rPr>
+          <w:rFonts w:ascii="Cascadia Mono" w:hAnsi="Cascadia Mono" w:cs="Cascadia Mono"/>
+          <w:color w:val="A31515"/>
+          <w:sz w:val="19"/>
+          <w:szCs w:val="19"/>
+          <w:lang w:val="en-US"/>
+        </w:rPr>
+        <w:t>"started"</w:t>
+      </w:r>
+      <w:r>
+        <w:rPr>
+          <w:rFonts w:ascii="Cascadia Mono" w:hAnsi="Cascadia Mono" w:cs="Cascadia Mono"/>
+          <w:color w:val="000000"/>
+          <w:sz w:val="19"/>
+          <w:szCs w:val="19"/>
+          <w:lang w:val="en-US"/>
+        </w:rPr>
+        <w:t>);</w:t>
+      </w:r>
+    </w:p>
+    <w:p>
+      <w:pPr>
+        <w:autoSpaceDE w:val="0"/>
+        <w:autoSpaceDN w:val="0"/>
+        <w:adjustRightInd w:val="0"/>
+        <w:spacing w:after="0" w:line="240" w:lineRule="auto"/>
+        <w:ind w:firstLine="708"/>
+        <w:rPr>
+          <w:rFonts w:ascii="Cascadia Mono" w:hAnsi="Cascadia Mono" w:cs="Cascadia Mono"/>
+          <w:color w:val="000000"/>
+          <w:sz w:val="19"/>
+          <w:szCs w:val="19"/>
+          <w:lang w:val="en-US"/>
+        </w:rPr>
+      </w:pPr>
+      <w:r>
+        <w:rPr>
+          <w:rFonts w:ascii="Cascadia Mono" w:hAnsi="Cascadia Mono" w:cs="Cascadia Mono"/>
+          <w:color w:val="000000"/>
+          <w:sz w:val="19"/>
+          <w:szCs w:val="19"/>
+          <w:lang w:val="en-US"/>
+        </w:rPr>
+        <w:t>child.Wait();</w:t>
+      </w:r>
+    </w:p>
+    <w:p>
+      <w:pPr>
+        <w:autoSpaceDE w:val="0"/>
+        <w:autoSpaceDN w:val="0"/>
+        <w:adjustRightInd w:val="0"/>
+        <w:spacing w:after="0" w:line="240" w:lineRule="auto"/>
+        <w:ind w:firstLine="708"/>
+        <w:rPr>
+          <w:rFonts w:ascii="Cascadia Mono" w:hAnsi="Cascadia Mono" w:cs="Cascadia Mono"/>
+          <w:color w:val="000000"/>
+          <w:sz w:val="19"/>
+          <w:szCs w:val="19"/>
+          <w:lang w:val="en-US"/>
+        </w:rPr>
+      </w:pPr>
+      <w:r>
+        <w:rPr>
+          <w:rFonts w:ascii="Cascadia Mono" w:hAnsi="Cascadia Mono" w:cs="Cascadia Mono"/>
+          <w:color w:val="000000"/>
+          <w:sz w:val="19"/>
+          <w:szCs w:val="19"/>
+          <w:lang w:val="en-US"/>
+        </w:rPr>
+        <w:t>Console.Write(</w:t>
+      </w:r>
+      <w:r>
+        <w:rPr>
+          <w:rFonts w:ascii="Cascadia Mono" w:hAnsi="Cascadia Mono" w:cs="Cascadia Mono"/>
+          <w:color w:val="A31515"/>
+          <w:sz w:val="19"/>
+          <w:szCs w:val="19"/>
+          <w:lang w:val="en-US"/>
+        </w:rPr>
+        <w:t>"finished"</w:t>
+      </w:r>
+      <w:r>
+        <w:rPr>
+          <w:rFonts w:ascii="Cascadia Mono" w:hAnsi="Cascadia Mono" w:cs="Cascadia Mono"/>
+          <w:color w:val="000000"/>
+          <w:sz w:val="19"/>
+          <w:szCs w:val="19"/>
+          <w:lang w:val="en-US"/>
+        </w:rPr>
+        <w:t>);</w:t>
+      </w:r>
+    </w:p>
+    <w:p>
+      <w:pPr>
+        <w:autoSpaceDE w:val="0"/>
+        <w:autoSpaceDN w:val="0"/>
+        <w:adjustRightInd w:val="0"/>
+        <w:spacing w:after="0" w:line="240" w:lineRule="auto"/>
+      </w:pPr>
+      <w:r>
+        <w:t>}</w:t>
+      </w:r>
+    </w:p>
+    <w:p>
+      <w:pPr>
+        <w:autoSpaceDE w:val="0"/>
+        <w:autoSpaceDN w:val="0"/>
+        <w:adjustRightInd w:val="0"/>
+        <w:spacing w:after="0" w:line="240" w:lineRule="auto"/>
+      </w:pPr>
+    </w:p>
+    <w:p>
+      <w:pPr>
+        <w:autoSpaceDE w:val="0"/>
+        <w:autoSpaceDN w:val="0"/>
+        <w:adjustRightInd w:val="0"/>
+        <w:spacing w:after="0" w:line="240" w:lineRule="auto"/>
+      </w:pPr>
+      <w:r>
+        <w:t>Что выведется?</w:t>
+      </w:r>
+    </w:p>
+    <w:p>
+      <w:pPr>
+        <w:autoSpaceDE w:val="0"/>
+        <w:autoSpaceDN w:val="0"/>
+        <w:adjustRightInd w:val="0"/>
+        <w:spacing w:after="0" w:line="240" w:lineRule="auto"/>
+      </w:pPr>
+    </w:p>
+    <w:p>
+      <w:pPr>
+        <w:autoSpaceDE w:val="0"/>
+        <w:autoSpaceDN w:val="0"/>
+        <w:adjustRightInd w:val="0"/>
+        <w:spacing w:after="0" w:line="240" w:lineRule="auto"/>
+      </w:pPr>
+      <w:r>
+        <w:rPr>
+          <w:lang w:val="en-US"/>
+        </w:rPr>
+        <w:t>Workstartedfinished</w:t>
+      </w:r>
+    </w:p>
+    <w:p>
+      <w:pPr>
+        <w:autoSpaceDE w:val="0"/>
+        <w:autoSpaceDN w:val="0"/>
+        <w:adjustRightInd w:val="0"/>
+        <w:spacing w:after="0" w:line="240" w:lineRule="auto"/>
+        <w:ind w:firstLine="708"/>
+        <w:rPr>
+          <w:rFonts w:ascii="Cascadia Mono" w:hAnsi="Cascadia Mono" w:cs="Cascadia Mono"/>
+          <w:color w:val="000000"/>
+          <w:sz w:val="19"/>
+          <w:szCs w:val="19"/>
+        </w:rPr>
+      </w:pPr>
+      <w:r>
+        <w:t>Потому</w:t>
+      </w:r>
+      <w:r>
+        <w:t xml:space="preserve">, </w:t>
+      </w:r>
+      <w:r>
+        <w:t>что</w:t>
+      </w:r>
+      <w:r>
+        <w:t xml:space="preserve"> </w:t>
+      </w:r>
+      <w:r>
+        <w:t>до</w:t>
+      </w:r>
+      <w:r>
+        <w:t xml:space="preserve"> </w:t>
+      </w:r>
+      <w:r>
+        <w:rPr>
+          <w:rFonts w:ascii="Cascadia Mono" w:hAnsi="Cascadia Mono" w:cs="Cascadia Mono"/>
+          <w:color w:val="0000FF"/>
+          <w:sz w:val="19"/>
+          <w:szCs w:val="19"/>
+          <w:lang w:val="en-US"/>
+        </w:rPr>
+        <w:t>await</w:t>
+      </w:r>
+      <w:r>
+        <w:rPr>
+          <w:rFonts w:ascii="Cascadia Mono" w:hAnsi="Cascadia Mono" w:cs="Cascadia Mono"/>
+          <w:color w:val="000000"/>
+          <w:sz w:val="19"/>
+          <w:szCs w:val="19"/>
+        </w:rPr>
+        <w:t xml:space="preserve"> </w:t>
+      </w:r>
+      <w:r>
+        <w:rPr>
+          <w:rFonts w:ascii="Cascadia Mono" w:hAnsi="Cascadia Mono" w:cs="Cascadia Mono"/>
+          <w:color w:val="000000"/>
+          <w:sz w:val="19"/>
+          <w:szCs w:val="19"/>
+          <w:lang w:val="en-US"/>
+        </w:rPr>
+        <w:t>Task</w:t>
+      </w:r>
+      <w:r>
+        <w:rPr>
+          <w:rFonts w:ascii="Cascadia Mono" w:hAnsi="Cascadia Mono" w:cs="Cascadia Mono"/>
+          <w:color w:val="000000"/>
+          <w:sz w:val="19"/>
+          <w:szCs w:val="19"/>
+        </w:rPr>
+        <w:t>.</w:t>
+      </w:r>
+      <w:r>
+        <w:rPr>
+          <w:rFonts w:ascii="Cascadia Mono" w:hAnsi="Cascadia Mono" w:cs="Cascadia Mono"/>
+          <w:color w:val="000000"/>
+          <w:sz w:val="19"/>
+          <w:szCs w:val="19"/>
+          <w:lang w:val="en-US"/>
+        </w:rPr>
+        <w:t>Delay</w:t>
+      </w:r>
+      <w:r>
+        <w:rPr>
+          <w:rFonts w:ascii="Cascadia Mono" w:hAnsi="Cascadia Mono" w:cs="Cascadia Mono"/>
+          <w:color w:val="000000"/>
+          <w:sz w:val="19"/>
+          <w:szCs w:val="19"/>
         </w:rPr>
         <w:t>(1000);</w:t>
       </w:r>
-    </w:p>
-    <w:p>
-      <w:pPr>
-        <w:autoSpaceDE w:val="0"/>
-        <w:autoSpaceDN w:val="0"/>
-        <w:adjustRightInd w:val="0"/>
-        <w:spacing w:after="0" w:line="240" w:lineRule="auto"/>
-        <w:rPr>
-          <w:rFonts w:ascii="Cascadia Mono" w:hAnsi="Cascadia Mono" w:cs="Cascadia Mono"/>
-          <w:color w:val="000000"/>
-          <w:sz w:val="19"/>
-          <w:szCs w:val="19"/>
-          <w:lang w:val="en-US"/>
-        </w:rPr>
-      </w:pPr>
-      <w:r>
-        <w:rPr>
-          <w:rFonts w:ascii="Cascadia Mono" w:hAnsi="Cascadia Mono" w:cs="Cascadia Mono"/>
-          <w:color w:val="000000"/>
-          <w:sz w:val="19"/>
-          <w:szCs w:val="19"/>
-          <w:lang w:val="en-US"/>
-        </w:rPr>
-        <w:t>}</w:t>
-      </w:r>
-    </w:p>
-    <w:p>
-      <w:pPr>
-        <w:autoSpaceDE w:val="0"/>
-        <w:autoSpaceDN w:val="0"/>
-        <w:adjustRightInd w:val="0"/>
-        <w:spacing w:after="0" w:line="240" w:lineRule="auto"/>
-        <w:rPr>
-          <w:rFonts w:ascii="Cascadia Mono" w:hAnsi="Cascadia Mono" w:cs="Cascadia Mono"/>
-          <w:color w:val="000000"/>
-          <w:sz w:val="19"/>
-          <w:szCs w:val="19"/>
-          <w:lang w:val="en-US"/>
-        </w:rPr>
-      </w:pPr>
-    </w:p>
-    <w:p>
-      <w:pPr>
-        <w:autoSpaceDE w:val="0"/>
-        <w:autoSpaceDN w:val="0"/>
-        <w:adjustRightInd w:val="0"/>
-        <w:spacing w:after="0" w:line="240" w:lineRule="auto"/>
-        <w:rPr>
-          <w:rFonts w:ascii="Cascadia Mono" w:hAnsi="Cascadia Mono" w:cs="Cascadia Mono"/>
-          <w:color w:val="000000"/>
-          <w:sz w:val="19"/>
-          <w:szCs w:val="19"/>
-          <w:lang w:val="en-US"/>
-        </w:rPr>
-      </w:pPr>
-    </w:p>
-    <w:p>
-      <w:pPr>
-        <w:autoSpaceDE w:val="0"/>
-        <w:autoSpaceDN w:val="0"/>
-        <w:adjustRightInd w:val="0"/>
-        <w:spacing w:after="0" w:line="240" w:lineRule="auto"/>
-        <w:rPr>
-          <w:rFonts w:ascii="Cascadia Mono" w:hAnsi="Cascadia Mono" w:cs="Cascadia Mono"/>
-          <w:color w:val="000000"/>
-          <w:sz w:val="19"/>
-          <w:szCs w:val="19"/>
-          <w:lang w:val="en-US"/>
-        </w:rPr>
-      </w:pPr>
-      <w:r>
-        <w:rPr>
-          <w:rFonts w:ascii="Cascadia Mono" w:hAnsi="Cascadia Mono" w:cs="Cascadia Mono"/>
-          <w:color w:val="0000FF"/>
-          <w:sz w:val="19"/>
-          <w:szCs w:val="19"/>
-          <w:lang w:val="en-US"/>
-        </w:rPr>
-        <w:t>static</w:t>
-      </w:r>
-      <w:r>
-        <w:rPr>
-          <w:rFonts w:ascii="Cascadia Mono" w:hAnsi="Cascadia Mono" w:cs="Cascadia Mono"/>
-          <w:color w:val="000000"/>
-          <w:sz w:val="19"/>
-          <w:szCs w:val="19"/>
-          <w:lang w:val="en-US"/>
+      <w:r>
+        <w:rPr>
+          <w:rFonts w:ascii="Cascadia Mono" w:hAnsi="Cascadia Mono" w:cs="Cascadia Mono"/>
+          <w:color w:val="000000"/>
+          <w:sz w:val="19"/>
+          <w:szCs w:val="19"/>
+        </w:rPr>
+        <w:t xml:space="preserve"> все работает синхронно, а на </w:t>
+      </w:r>
+      <w:r>
+        <w:rPr>
+          <w:rFonts w:ascii="Cascadia Mono" w:hAnsi="Cascadia Mono" w:cs="Cascadia Mono"/>
+          <w:color w:val="000000"/>
+          <w:sz w:val="19"/>
+          <w:szCs w:val="19"/>
+          <w:lang w:val="en-US"/>
+        </w:rPr>
+        <w:t>await</w:t>
+      </w:r>
+      <w:r>
+        <w:rPr>
+          <w:rFonts w:ascii="Cascadia Mono" w:hAnsi="Cascadia Mono" w:cs="Cascadia Mono"/>
+          <w:color w:val="000000"/>
+          <w:sz w:val="19"/>
+          <w:szCs w:val="19"/>
         </w:rPr>
         <w:t xml:space="preserve"> </w:t>
       </w:r>
       <w:r>
         <w:rPr>
           <w:rFonts w:ascii="Cascadia Mono" w:hAnsi="Cascadia Mono" w:cs="Cascadia Mono"/>
-          <w:color w:val="0000FF"/>
-          <w:sz w:val="19"/>
-          <w:szCs w:val="19"/>
-          <w:lang w:val="en-US"/>
-        </w:rPr>
-        <w:t>async</w:t>
-      </w:r>
-      <w:r>
-        <w:rPr>
-          <w:rFonts w:ascii="Cascadia Mono" w:hAnsi="Cascadia Mono" w:cs="Cascadia Mono"/>
-          <w:color w:val="000000"/>
-          <w:sz w:val="19"/>
-          <w:szCs w:val="19"/>
-          <w:lang w:val="en-US"/>
-        </w:rPr>
-        <w:t xml:space="preserve"> Task Main(</w:t>
-      </w:r>
-      <w:proofErr w:type="gramStart"/>
-      <w:r>
-        <w:rPr>
-          <w:rFonts w:ascii="Cascadia Mono" w:hAnsi="Cascadia Mono" w:cs="Cascadia Mono"/>
-          <w:color w:val="0000FF"/>
-          <w:sz w:val="19"/>
-          <w:szCs w:val="19"/>
-          <w:lang w:val="en-US"/>
-        </w:rPr>
-        <w:t>string</w:t>
-      </w:r>
-      <w:r>
-        <w:rPr>
-          <w:rFonts w:ascii="Cascadia Mono" w:hAnsi="Cascadia Mono" w:cs="Cascadia Mono"/>
-          <w:color w:val="000000"/>
-          <w:sz w:val="19"/>
-          <w:szCs w:val="19"/>
-          <w:lang w:val="en-US"/>
-        </w:rPr>
-        <w:t>[</w:t>
-      </w:r>
-      <w:proofErr w:type="gramEnd"/>
-      <w:r>
-        <w:rPr>
-          <w:rFonts w:ascii="Cascadia Mono" w:hAnsi="Cascadia Mono" w:cs="Cascadia Mono"/>
-          <w:color w:val="000000"/>
-          <w:sz w:val="19"/>
-          <w:szCs w:val="19"/>
-          <w:lang w:val="en-US"/>
-        </w:rPr>
-        <w:t xml:space="preserve">] </w:t>
-      </w:r>
-      <w:proofErr w:type="spellStart"/>
-      <w:r>
-        <w:rPr>
-          <w:rFonts w:ascii="Cascadia Mono" w:hAnsi="Cascadia Mono" w:cs="Cascadia Mono"/>
-          <w:color w:val="000000"/>
-          <w:sz w:val="19"/>
-          <w:szCs w:val="19"/>
-          <w:lang w:val="en-US"/>
-        </w:rPr>
-        <w:t>args</w:t>
-      </w:r>
-      <w:proofErr w:type="spellEnd"/>
-      <w:r>
-        <w:rPr>
-          <w:rFonts w:ascii="Cascadia Mono" w:hAnsi="Cascadia Mono" w:cs="Cascadia Mono"/>
-          <w:color w:val="000000"/>
-          <w:sz w:val="19"/>
-          <w:szCs w:val="19"/>
-          <w:lang w:val="en-US"/>
-        </w:rPr>
-        <w:t>)</w:t>
-      </w:r>
-    </w:p>
-    <w:p>
-      <w:pPr>
-        <w:autoSpaceDE w:val="0"/>
-        <w:autoSpaceDN w:val="0"/>
-        <w:adjustRightInd w:val="0"/>
-        <w:spacing w:after="0" w:line="240" w:lineRule="auto"/>
-        <w:rPr>
-          <w:rFonts w:ascii="Cascadia Mono" w:hAnsi="Cascadia Mono" w:cs="Cascadia Mono"/>
-          <w:color w:val="000000"/>
-          <w:sz w:val="19"/>
-          <w:szCs w:val="19"/>
-          <w:lang w:val="en-US"/>
-        </w:rPr>
-      </w:pPr>
-      <w:r>
-        <w:rPr>
-          <w:rFonts w:ascii="Cascadia Mono" w:hAnsi="Cascadia Mono" w:cs="Cascadia Mono"/>
-          <w:color w:val="000000"/>
-          <w:sz w:val="19"/>
-          <w:szCs w:val="19"/>
-          <w:lang w:val="en-US"/>
-        </w:rPr>
-        <w:t>{</w:t>
+          <w:color w:val="000000"/>
+          <w:sz w:val="19"/>
+          <w:szCs w:val="19"/>
+        </w:rPr>
+        <w:t>создается стейт машина.</w:t>
       </w:r>
     </w:p>
     <w:p>
@@ -479,415 +710,300 @@
           <w:color w:val="000000"/>
           <w:sz w:val="19"/>
           <w:szCs w:val="19"/>
-          <w:lang w:val="en-US"/>
-        </w:rPr>
-      </w:pPr>
-      <w:r>
-        <w:rPr>
-          <w:rFonts w:ascii="Cascadia Mono" w:hAnsi="Cascadia Mono" w:cs="Cascadia Mono"/>
-          <w:color w:val="0000FF"/>
-          <w:sz w:val="19"/>
-          <w:szCs w:val="19"/>
-          <w:lang w:val="en-US"/>
-        </w:rPr>
-        <w:t>var</w:t>
-      </w:r>
-      <w:r>
-        <w:rPr>
-          <w:rFonts w:ascii="Cascadia Mono" w:hAnsi="Cascadia Mono" w:cs="Cascadia Mono"/>
-          <w:color w:val="000000"/>
-          <w:sz w:val="19"/>
-          <w:szCs w:val="19"/>
-          <w:lang w:val="en-US"/>
-        </w:rPr>
-        <w:t xml:space="preserve"> child = </w:t>
-      </w:r>
-      <w:proofErr w:type="gramStart"/>
-      <w:r>
-        <w:rPr>
-          <w:rFonts w:ascii="Cascadia Mono" w:hAnsi="Cascadia Mono" w:cs="Cascadia Mono"/>
-          <w:color w:val="000000"/>
-          <w:sz w:val="19"/>
-          <w:szCs w:val="19"/>
-          <w:lang w:val="en-US"/>
-        </w:rPr>
-        <w:t>Test(</w:t>
-      </w:r>
-      <w:proofErr w:type="gramEnd"/>
-      <w:r>
-        <w:rPr>
-          <w:rFonts w:ascii="Cascadia Mono" w:hAnsi="Cascadia Mono" w:cs="Cascadia Mono"/>
-          <w:color w:val="000000"/>
-          <w:sz w:val="19"/>
-          <w:szCs w:val="19"/>
-          <w:lang w:val="en-US"/>
-        </w:rPr>
-        <w:t>);</w:t>
-      </w:r>
-    </w:p>
-    <w:p>
-      <w:pPr>
-        <w:autoSpaceDE w:val="0"/>
-        <w:autoSpaceDN w:val="0"/>
-        <w:adjustRightInd w:val="0"/>
-        <w:spacing w:after="0" w:line="240" w:lineRule="auto"/>
-        <w:ind w:firstLine="708"/>
-        <w:rPr>
-          <w:rFonts w:ascii="Cascadia Mono" w:hAnsi="Cascadia Mono" w:cs="Cascadia Mono"/>
-          <w:color w:val="000000"/>
-          <w:sz w:val="19"/>
-          <w:szCs w:val="19"/>
-          <w:lang w:val="en-US"/>
-        </w:rPr>
-      </w:pPr>
-      <w:proofErr w:type="spellStart"/>
-      <w:r>
-        <w:rPr>
-          <w:rFonts w:ascii="Cascadia Mono" w:hAnsi="Cascadia Mono" w:cs="Cascadia Mono"/>
-          <w:color w:val="000000"/>
-          <w:sz w:val="19"/>
-          <w:szCs w:val="19"/>
-          <w:lang w:val="en-US"/>
-        </w:rPr>
-        <w:t>Console.Write</w:t>
-      </w:r>
-      <w:proofErr w:type="spellEnd"/>
-      <w:r>
-        <w:rPr>
-          <w:rFonts w:ascii="Cascadia Mono" w:hAnsi="Cascadia Mono" w:cs="Cascadia Mono"/>
-          <w:color w:val="000000"/>
-          <w:sz w:val="19"/>
-          <w:szCs w:val="19"/>
-          <w:lang w:val="en-US"/>
-        </w:rPr>
-        <w:t>(</w:t>
-      </w:r>
-      <w:r>
-        <w:rPr>
-          <w:rFonts w:ascii="Cascadia Mono" w:hAnsi="Cascadia Mono" w:cs="Cascadia Mono"/>
-          <w:color w:val="A31515"/>
-          <w:sz w:val="19"/>
-          <w:szCs w:val="19"/>
-          <w:lang w:val="en-US"/>
-        </w:rPr>
-        <w:t>"started"</w:t>
-      </w:r>
-      <w:r>
-        <w:rPr>
-          <w:rFonts w:ascii="Cascadia Mono" w:hAnsi="Cascadia Mono" w:cs="Cascadia Mono"/>
-          <w:color w:val="000000"/>
-          <w:sz w:val="19"/>
-          <w:szCs w:val="19"/>
-          <w:lang w:val="en-US"/>
-        </w:rPr>
-        <w:t>);</w:t>
-      </w:r>
-    </w:p>
-    <w:p>
-      <w:pPr>
-        <w:autoSpaceDE w:val="0"/>
-        <w:autoSpaceDN w:val="0"/>
-        <w:adjustRightInd w:val="0"/>
-        <w:spacing w:after="0" w:line="240" w:lineRule="auto"/>
-        <w:ind w:firstLine="708"/>
-        <w:rPr>
-          <w:rFonts w:ascii="Cascadia Mono" w:hAnsi="Cascadia Mono" w:cs="Cascadia Mono"/>
-          <w:color w:val="000000"/>
-          <w:sz w:val="19"/>
-          <w:szCs w:val="19"/>
-          <w:lang w:val="en-US"/>
-        </w:rPr>
-      </w:pPr>
-      <w:proofErr w:type="spellStart"/>
-      <w:proofErr w:type="gramStart"/>
-      <w:r>
-        <w:rPr>
-          <w:rFonts w:ascii="Cascadia Mono" w:hAnsi="Cascadia Mono" w:cs="Cascadia Mono"/>
-          <w:color w:val="000000"/>
-          <w:sz w:val="19"/>
-          <w:szCs w:val="19"/>
-          <w:lang w:val="en-US"/>
-        </w:rPr>
-        <w:t>child.Wait</w:t>
-      </w:r>
-      <w:proofErr w:type="spellEnd"/>
-      <w:proofErr w:type="gramEnd"/>
-      <w:r>
-        <w:rPr>
-          <w:rFonts w:ascii="Cascadia Mono" w:hAnsi="Cascadia Mono" w:cs="Cascadia Mono"/>
-          <w:color w:val="000000"/>
-          <w:sz w:val="19"/>
-          <w:szCs w:val="19"/>
-          <w:lang w:val="en-US"/>
-        </w:rPr>
-        <w:t>();</w:t>
-      </w:r>
-    </w:p>
-    <w:p>
-      <w:pPr>
-        <w:autoSpaceDE w:val="0"/>
-        <w:autoSpaceDN w:val="0"/>
-        <w:adjustRightInd w:val="0"/>
-        <w:spacing w:after="0" w:line="240" w:lineRule="auto"/>
-        <w:ind w:firstLine="708"/>
-        <w:rPr>
-          <w:rFonts w:ascii="Cascadia Mono" w:hAnsi="Cascadia Mono" w:cs="Cascadia Mono"/>
-          <w:color w:val="000000"/>
-          <w:sz w:val="19"/>
-          <w:szCs w:val="19"/>
-          <w:lang w:val="en-US"/>
-        </w:rPr>
-      </w:pPr>
-      <w:proofErr w:type="spellStart"/>
-      <w:r>
-        <w:rPr>
-          <w:rFonts w:ascii="Cascadia Mono" w:hAnsi="Cascadia Mono" w:cs="Cascadia Mono"/>
-          <w:color w:val="000000"/>
-          <w:sz w:val="19"/>
-          <w:szCs w:val="19"/>
-          <w:lang w:val="en-US"/>
-        </w:rPr>
-        <w:t>Console.Write</w:t>
-      </w:r>
-      <w:proofErr w:type="spellEnd"/>
-      <w:r>
-        <w:rPr>
-          <w:rFonts w:ascii="Cascadia Mono" w:hAnsi="Cascadia Mono" w:cs="Cascadia Mono"/>
-          <w:color w:val="000000"/>
-          <w:sz w:val="19"/>
-          <w:szCs w:val="19"/>
-          <w:lang w:val="en-US"/>
-        </w:rPr>
-        <w:t>(</w:t>
-      </w:r>
-      <w:r>
-        <w:rPr>
-          <w:rFonts w:ascii="Cascadia Mono" w:hAnsi="Cascadia Mono" w:cs="Cascadia Mono"/>
-          <w:color w:val="A31515"/>
-          <w:sz w:val="19"/>
-          <w:szCs w:val="19"/>
-          <w:lang w:val="en-US"/>
-        </w:rPr>
-        <w:t>"finished"</w:t>
-      </w:r>
-      <w:r>
-        <w:rPr>
-          <w:rFonts w:ascii="Cascadia Mono" w:hAnsi="Cascadia Mono" w:cs="Cascadia Mono"/>
-          <w:color w:val="000000"/>
-          <w:sz w:val="19"/>
-          <w:szCs w:val="19"/>
-          <w:lang w:val="en-US"/>
-        </w:rPr>
-        <w:t>);</w:t>
-      </w:r>
-    </w:p>
-    <w:p>
-      <w:pPr>
-        <w:autoSpaceDE w:val="0"/>
-        <w:autoSpaceDN w:val="0"/>
-        <w:adjustRightInd w:val="0"/>
-        <w:spacing w:after="0" w:line="240" w:lineRule="auto"/>
-        <w:rPr>
-          <w:lang w:val="en-US"/>
-        </w:rPr>
-      </w:pPr>
-      <w:r>
-        <w:rPr>
-          <w:lang w:val="en-US"/>
-        </w:rPr>
-        <w:t>}</w:t>
-      </w:r>
-    </w:p>
-    <w:p>
-      <w:pPr>
-        <w:autoSpaceDE w:val="0"/>
-        <w:autoSpaceDN w:val="0"/>
-        <w:adjustRightInd w:val="0"/>
-        <w:spacing w:after="0" w:line="240" w:lineRule="auto"/>
-        <w:rPr>
-          <w:lang w:val="en-US"/>
-        </w:rPr>
-      </w:pPr>
-    </w:p>
-    <w:p>
-      <w:pPr>
-        <w:autoSpaceDE w:val="0"/>
-        <w:autoSpaceDN w:val="0"/>
-        <w:adjustRightInd w:val="0"/>
-        <w:spacing w:after="0" w:line="240" w:lineRule="auto"/>
-      </w:pPr>
-      <w:r>
-        <w:t>Что выведется?</w:t>
-      </w:r>
-    </w:p>
-    <w:p>
-      <w:pPr>
-        <w:autoSpaceDE w:val="0"/>
-        <w:autoSpaceDN w:val="0"/>
-        <w:adjustRightInd w:val="0"/>
-        <w:spacing w:after="0" w:line="240" w:lineRule="auto"/>
-      </w:pPr>
-    </w:p>
-    <w:p>
-      <w:pPr>
-        <w:autoSpaceDE w:val="0"/>
-        <w:autoSpaceDN w:val="0"/>
-        <w:adjustRightInd w:val="0"/>
-        <w:spacing w:after="0" w:line="240" w:lineRule="auto"/>
-        <w:rPr>
-          <w:lang w:val="en-US"/>
-        </w:rPr>
-      </w:pPr>
-      <w:proofErr w:type="spellStart"/>
-      <w:r>
-        <w:rPr>
-          <w:lang w:val="en-US"/>
-        </w:rPr>
-        <w:t>Workstartedfinished</w:t>
-      </w:r>
-      <w:proofErr w:type="spellEnd"/>
-    </w:p>
-    <w:p>
-      <w:pPr>
-        <w:autoSpaceDE w:val="0"/>
-        <w:autoSpaceDN w:val="0"/>
-        <w:adjustRightInd w:val="0"/>
-        <w:spacing w:after="0" w:line="240" w:lineRule="auto"/>
-        <w:ind w:firstLine="708"/>
-        <w:rPr>
-          <w:rFonts w:ascii="Cascadia Mono" w:hAnsi="Cascadia Mono" w:cs="Cascadia Mono"/>
-          <w:color w:val="000000"/>
-          <w:sz w:val="19"/>
-          <w:szCs w:val="19"/>
-        </w:rPr>
-      </w:pPr>
-      <w:r>
-        <w:t>Потому</w:t>
-      </w:r>
-      <w:r>
-        <w:t xml:space="preserve">, </w:t>
-      </w:r>
-      <w:r>
-        <w:t>что</w:t>
+        </w:rPr>
+      </w:pPr>
+    </w:p>
+    <w:p>
+      <w:pPr>
+        <w:autoSpaceDE w:val="0"/>
+        <w:autoSpaceDN w:val="0"/>
+        <w:adjustRightInd w:val="0"/>
+        <w:spacing w:after="0" w:line="240" w:lineRule="auto"/>
+      </w:pPr>
+    </w:p>
+    <w:p>
+      <w:pPr>
+        <w:autoSpaceDE w:val="0"/>
+        <w:autoSpaceDN w:val="0"/>
+        <w:adjustRightInd w:val="0"/>
+        <w:spacing w:after="0" w:line="240" w:lineRule="auto"/>
+      </w:pPr>
+    </w:p>
+    <w:p>
+      <w:pPr>
+        <w:autoSpaceDE w:val="0"/>
+        <w:autoSpaceDN w:val="0"/>
+        <w:adjustRightInd w:val="0"/>
+        <w:spacing w:after="0" w:line="240" w:lineRule="auto"/>
+      </w:pPr>
+      <w:r>
+        <w:rPr>
+          <w:lang w:val="en-150"/>
+        </w:rPr>
+        <w:t xml:space="preserve">int x = 5; </w:t>
+      </w:r>
+    </w:p>
+    <w:p>
+      <w:pPr>
+        <w:autoSpaceDE w:val="0"/>
+        <w:autoSpaceDN w:val="0"/>
+        <w:adjustRightInd w:val="0"/>
+        <w:spacing w:after="0" w:line="240" w:lineRule="auto"/>
+      </w:pPr>
+      <w:r>
+        <w:rPr>
+          <w:lang w:val="en-150"/>
+        </w:rPr>
+        <w:t xml:space="preserve">object o = x; </w:t>
+      </w:r>
+    </w:p>
+    <w:p>
+      <w:pPr>
+        <w:autoSpaceDE w:val="0"/>
+        <w:autoSpaceDN w:val="0"/>
+        <w:adjustRightInd w:val="0"/>
+        <w:spacing w:after="0" w:line="240" w:lineRule="auto"/>
+      </w:pPr>
+      <w:r>
+        <w:rPr>
+          <w:lang w:val="en-150"/>
+        </w:rPr>
+        <w:t xml:space="preserve">x = 10; </w:t>
+      </w:r>
+    </w:p>
+    <w:p>
+      <w:pPr>
+        <w:autoSpaceDE w:val="0"/>
+        <w:autoSpaceDN w:val="0"/>
+        <w:adjustRightInd w:val="0"/>
+        <w:spacing w:after="0" w:line="240" w:lineRule="auto"/>
+      </w:pPr>
+      <w:r>
+        <w:rPr>
+          <w:lang w:val="en-150"/>
+        </w:rPr>
+        <w:t>Console.WriteLine(o);</w:t>
       </w:r>
       <w:r>
         <w:t xml:space="preserve"> </w:t>
       </w:r>
-      <w:r>
-        <w:t>до</w:t>
-      </w:r>
-      <w:r>
-        <w:t xml:space="preserve"> </w:t>
-      </w:r>
-      <w:r>
-        <w:rPr>
-          <w:rFonts w:ascii="Cascadia Mono" w:hAnsi="Cascadia Mono" w:cs="Cascadia Mono"/>
-          <w:color w:val="0000FF"/>
-          <w:sz w:val="19"/>
-          <w:szCs w:val="19"/>
-          <w:lang w:val="en-US"/>
-        </w:rPr>
-        <w:t>await</w:t>
-      </w:r>
-      <w:r>
-        <w:rPr>
-          <w:rFonts w:ascii="Cascadia Mono" w:hAnsi="Cascadia Mono" w:cs="Cascadia Mono"/>
-          <w:color w:val="000000"/>
-          <w:sz w:val="19"/>
-          <w:szCs w:val="19"/>
-        </w:rPr>
-        <w:t xml:space="preserve"> </w:t>
-      </w:r>
-      <w:r>
-        <w:rPr>
-          <w:rFonts w:ascii="Cascadia Mono" w:hAnsi="Cascadia Mono" w:cs="Cascadia Mono"/>
-          <w:color w:val="000000"/>
-          <w:sz w:val="19"/>
-          <w:szCs w:val="19"/>
-          <w:lang w:val="en-US"/>
-        </w:rPr>
-        <w:t>Task</w:t>
-      </w:r>
-      <w:r>
-        <w:rPr>
-          <w:rFonts w:ascii="Cascadia Mono" w:hAnsi="Cascadia Mono" w:cs="Cascadia Mono"/>
-          <w:color w:val="000000"/>
-          <w:sz w:val="19"/>
-          <w:szCs w:val="19"/>
-        </w:rPr>
-        <w:t>.</w:t>
-      </w:r>
-      <w:r>
-        <w:rPr>
-          <w:rFonts w:ascii="Cascadia Mono" w:hAnsi="Cascadia Mono" w:cs="Cascadia Mono"/>
-          <w:color w:val="000000"/>
-          <w:sz w:val="19"/>
-          <w:szCs w:val="19"/>
-          <w:lang w:val="en-US"/>
-        </w:rPr>
-        <w:t>Delay</w:t>
-      </w:r>
-      <w:r>
-        <w:rPr>
-          <w:rFonts w:ascii="Cascadia Mono" w:hAnsi="Cascadia Mono" w:cs="Cascadia Mono"/>
-          <w:color w:val="000000"/>
-          <w:sz w:val="19"/>
-          <w:szCs w:val="19"/>
-        </w:rPr>
-        <w:t>(1000);</w:t>
-      </w:r>
-      <w:r>
-        <w:rPr>
-          <w:rFonts w:ascii="Cascadia Mono" w:hAnsi="Cascadia Mono" w:cs="Cascadia Mono"/>
-          <w:color w:val="000000"/>
-          <w:sz w:val="19"/>
-          <w:szCs w:val="19"/>
-        </w:rPr>
-        <w:t xml:space="preserve"> все работает синхронно, а на </w:t>
-      </w:r>
-      <w:r>
-        <w:rPr>
-          <w:rFonts w:ascii="Cascadia Mono" w:hAnsi="Cascadia Mono" w:cs="Cascadia Mono"/>
-          <w:color w:val="000000"/>
-          <w:sz w:val="19"/>
-          <w:szCs w:val="19"/>
-          <w:lang w:val="en-US"/>
-        </w:rPr>
-        <w:t>await</w:t>
-      </w:r>
-      <w:r>
-        <w:rPr>
-          <w:rFonts w:ascii="Cascadia Mono" w:hAnsi="Cascadia Mono" w:cs="Cascadia Mono"/>
-          <w:color w:val="000000"/>
-          <w:sz w:val="19"/>
-          <w:szCs w:val="19"/>
-        </w:rPr>
-        <w:t xml:space="preserve"> </w:t>
-      </w:r>
-      <w:r>
-        <w:rPr>
-          <w:rFonts w:ascii="Cascadia Mono" w:hAnsi="Cascadia Mono" w:cs="Cascadia Mono"/>
-          <w:color w:val="000000"/>
-          <w:sz w:val="19"/>
-          <w:szCs w:val="19"/>
-        </w:rPr>
-        <w:t>создается стейт машина.</w:t>
-      </w:r>
-    </w:p>
-    <w:p>
-      <w:pPr>
-        <w:autoSpaceDE w:val="0"/>
-        <w:autoSpaceDN w:val="0"/>
-        <w:adjustRightInd w:val="0"/>
-        <w:spacing w:after="0" w:line="240" w:lineRule="auto"/>
-        <w:ind w:firstLine="708"/>
-        <w:rPr>
-          <w:rFonts w:ascii="Cascadia Mono" w:hAnsi="Cascadia Mono" w:cs="Cascadia Mono"/>
-          <w:color w:val="000000"/>
-          <w:sz w:val="19"/>
-          <w:szCs w:val="19"/>
-        </w:rPr>
-      </w:pPr>
+    </w:p>
+    <w:p>
+      <w:pPr>
+        <w:autoSpaceDE w:val="0"/>
+        <w:autoSpaceDN w:val="0"/>
+        <w:adjustRightInd w:val="0"/>
+        <w:spacing w:after="0" w:line="240" w:lineRule="auto"/>
+      </w:pPr>
+    </w:p>
+    <w:p>
+      <w:pPr>
+        <w:autoSpaceDE w:val="0"/>
+        <w:autoSpaceDN w:val="0"/>
+        <w:adjustRightInd w:val="0"/>
+        <w:spacing w:after="0" w:line="240" w:lineRule="auto"/>
+      </w:pPr>
+      <w:r>
+        <w:t>Выведет 5</w:t>
+      </w:r>
+    </w:p>
+    <w:p>
+      <w:pPr>
+        <w:autoSpaceDE w:val="0"/>
+        <w:autoSpaceDN w:val="0"/>
+        <w:adjustRightInd w:val="0"/>
+        <w:spacing w:after="0" w:line="240" w:lineRule="auto"/>
+      </w:pPr>
+    </w:p>
+    <w:p>
+      <w:pPr>
+        <w:autoSpaceDE w:val="0"/>
+        <w:autoSpaceDN w:val="0"/>
+        <w:adjustRightInd w:val="0"/>
+        <w:spacing w:after="0" w:line="240" w:lineRule="auto"/>
+      </w:pPr>
+      <w:r>
+        <w:rPr>
+          <w:lang w:val="en-150"/>
+        </w:rPr>
+        <w:t xml:space="preserve">string a = "abc"; </w:t>
+      </w:r>
+    </w:p>
+    <w:p>
+      <w:pPr>
+        <w:autoSpaceDE w:val="0"/>
+        <w:autoSpaceDN w:val="0"/>
+        <w:adjustRightInd w:val="0"/>
+        <w:spacing w:after="0" w:line="240" w:lineRule="auto"/>
+      </w:pPr>
+      <w:r>
+        <w:rPr>
+          <w:lang w:val="en-150"/>
+        </w:rPr>
+        <w:t xml:space="preserve">string b = "ab" + "c"; </w:t>
+      </w:r>
+    </w:p>
+    <w:p>
+      <w:pPr>
+        <w:autoSpaceDE w:val="0"/>
+        <w:autoSpaceDN w:val="0"/>
+        <w:adjustRightInd w:val="0"/>
+        <w:spacing w:after="0" w:line="240" w:lineRule="auto"/>
+      </w:pPr>
+      <w:r>
+        <w:rPr>
+          <w:lang w:val="en-150"/>
+        </w:rPr>
+        <w:t>Console.WriteLine(a == b);</w:t>
+      </w:r>
+    </w:p>
+    <w:p>
+      <w:pPr>
+        <w:autoSpaceDE w:val="0"/>
+        <w:autoSpaceDN w:val="0"/>
+        <w:adjustRightInd w:val="0"/>
+        <w:spacing w:after="0" w:line="240" w:lineRule="auto"/>
+      </w:pPr>
+    </w:p>
+    <w:p>
+      <w:pPr>
+        <w:autoSpaceDE w:val="0"/>
+        <w:autoSpaceDN w:val="0"/>
+        <w:adjustRightInd w:val="0"/>
+        <w:spacing w:after="0" w:line="240" w:lineRule="auto"/>
+      </w:pPr>
+      <w:r>
+        <w:rPr>
+          <w:lang w:val="en-US"/>
+        </w:rPr>
+        <w:t xml:space="preserve">True – </w:t>
+      </w:r>
+      <w:r>
+        <w:t>т.к. интернировнаие</w:t>
+      </w:r>
+    </w:p>
+    <w:p>
+      <w:pPr>
+        <w:autoSpaceDE w:val="0"/>
+        <w:autoSpaceDN w:val="0"/>
+        <w:adjustRightInd w:val="0"/>
+        <w:spacing w:after="0" w:line="240" w:lineRule="auto"/>
+      </w:pPr>
+    </w:p>
+    <w:p>
+      <w:pPr>
+        <w:autoSpaceDE w:val="0"/>
+        <w:autoSpaceDN w:val="0"/>
+        <w:adjustRightInd w:val="0"/>
+        <w:spacing w:after="0" w:line="240" w:lineRule="auto"/>
+      </w:pPr>
+      <w:r>
+        <w:rPr>
+          <w:lang w:val="en-150"/>
+        </w:rPr>
+        <w:t>Parallel.For(0, 10, i =&gt; Console.WriteLine(i));</w:t>
+      </w:r>
+    </w:p>
+    <w:p>
+      <w:pPr>
+        <w:autoSpaceDE w:val="0"/>
+        <w:autoSpaceDN w:val="0"/>
+        <w:adjustRightInd w:val="0"/>
+        <w:spacing w:after="0" w:line="240" w:lineRule="auto"/>
+      </w:pPr>
+    </w:p>
+    <w:p>
+      <w:pPr>
+        <w:autoSpaceDE w:val="0"/>
+        <w:autoSpaceDN w:val="0"/>
+        <w:adjustRightInd w:val="0"/>
+        <w:spacing w:after="0" w:line="240" w:lineRule="auto"/>
+      </w:pPr>
+      <w:r>
+        <w:t>0-9 вразнобой</w:t>
+      </w:r>
+    </w:p>
+    <w:p>
+      <w:pPr>
+        <w:autoSpaceDE w:val="0"/>
+        <w:autoSpaceDN w:val="0"/>
+        <w:adjustRightInd w:val="0"/>
+        <w:spacing w:after="0" w:line="240" w:lineRule="auto"/>
+        <w:rPr>
+          <w:lang w:val="en-150"/>
+        </w:rPr>
+      </w:pPr>
+      <w:r>
+        <w:rPr>
+          <w:lang w:val="en-150"/>
+        </w:rPr>
+        <mc:AlternateContent>
+          <mc:Choice Requires="wps">
+            <w:drawing>
+              <wp:inline distT="0" distB="0" distL="0" distR="0" wp14:anchorId="1C515082" wp14:editId="740481DE">
+                <wp:extent cx="304800" cy="304800"/>
+                <wp:effectExtent l="0" t="0" r="0" b="0"/>
+                <wp:docPr id="2" name="Rectangle 2"/>
+                <wp:cNvGraphicFramePr>
+                  <a:graphicFrameLocks xmlns:a="http://schemas.openxmlformats.org/drawingml/2006/main" noChangeAspect="1"/>
+                </wp:cNvGraphicFramePr>
+                <a:graphic xmlns:a="http://schemas.openxmlformats.org/drawingml/2006/main">
+                  <a:graphicData uri="http://schemas.microsoft.com/office/word/2010/wordprocessingShape">
+                    <wps:wsp>
+                      <wps:cNvSpPr>
+                        <a:spLocks noChangeAspect="1" noChangeArrowheads="1"/>
+                      </wps:cNvSpPr>
+                      <wps:spPr bwMode="auto">
+                        <a:xfrm>
+                          <a:off x="0" y="0"/>
+                          <a:ext cx="304800" cy="304800"/>
+                        </a:xfrm>
+                        <a:prstGeom prst="rect">
+                          <a:avLst/>
+                        </a:prstGeom>
+                        <a:noFill/>
+                        <a:ln>
+                          <a:noFill/>
+                        </a:ln>
+                        <a:extLst>
+                          <a:ext uri="{909E8E84-426E-40DD-AFC4-6F175D3DCCD1}">
+                            <a14:hiddenFill xmlns:a14="http://schemas.microsoft.com/office/drawing/2010/main">
+                              <a:solidFill>
+                                <a:srgbClr val="FFFFFF"/>
+                              </a:solidFill>
+                            </a14:hiddenFill>
+                          </a:ext>
+                          <a:ext uri="{91240B29-F687-4F45-9708-019B960494DF}">
+                            <a14:hiddenLine xmlns:a14="http://schemas.microsoft.com/office/drawing/2010/main" w="9525">
+                              <a:solidFill>
+                                <a:srgbClr val="000000"/>
+                              </a:solidFill>
+                              <a:miter lim="800000"/>
+                              <a:headEnd/>
+                              <a:tailEnd/>
+                            </a14:hiddenLine>
+                          </a:ext>
+                        </a:extLst>
+                      </wps:spPr>
+                      <wps:bodyPr rot="0" vert="horz" wrap="square" lIns="91440" tIns="45720" rIns="91440" bIns="45720" anchor="t" anchorCtr="0" upright="1">
+                        <a:noAutofit/>
+                      </wps:bodyPr>
+                    </wps:wsp>
+                  </a:graphicData>
+                </a:graphic>
+              </wp:inline>
+            </w:drawing>
+          </mc:Choice>
+          <mc:Fallback>
+            <w:pict>
+              <v:rect w14:anchorId="61B11CE7" id="Rectangle 2" o:spid="_x0000_s1026" style="width:24pt;height:24pt;visibility:visible;mso-wrap-style:square;mso-left-percent:-10001;mso-top-percent:-10001;mso-position-horizontal:absolute;mso-position-horizontal-relative:char;mso-position-vertical:absolute;mso-position-vertical-relative:line;mso-left-percent:-10001;mso-top-percent:-10001;v-text-anchor:top" o:gfxdata="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" filled="f" stroked="f">
+                <o:lock v:ext="edit" aspectratio="t"/>
+                <w10:anchorlock/>
+              </v:rect>
+            </w:pict>
+          </mc:Fallback>
+        </mc:AlternateContent>
+      </w:r>
     </w:p>
     <w:p>
       <w:pPr>
@@ -1310,7 +1426,6 @@
   <w:style w:type="character" w:default="1" w:styleId="DefaultParagraphFont">
     <w:name w:val="Default Paragraph Font"/>
     <w:uiPriority w:val="1"/>
-    <w:semiHidden/>
     <w:unhideWhenUsed/>
   </w:style>
   <w:style w:type="table" w:default="1" w:styleId="TableNormal">
